--- a/Sutphin_Curtailment_Desk_Overview_v2.docx
+++ b/Sutphin_Curtailment_Desk_Overview_v2.docx
@@ -4097,7 +4097,7 @@
           <w:sz w:val="22"/>
           <w:szCs w:val="22"/>
         </w:rPr>
-        <w:t xml:space="preserve">The gate that decides whether the capital line exists</w:t>
+        <w:t xml:space="preserve">What we would actually buy, once the gates clear</w:t>
       </w:r>
     </w:p>
     <w:p>
@@ -4111,13 +4111,8 @@
           <w:sz w:val="21"/>
           <w:szCs w:val="21"/>
         </w:rPr>
-        <w:t xml:space="preserve">CCEE’s own banking rules require the settlement account to carry the same CNPJ as the market agent. That is a strong indication the settlement rails are agent-centric and will not simply redirect payment to a third-party buyer. Combined with the Portaria’s total silence on assignment — zero occurrences of cessão, transferência, oneração, penhor or caução — this is not a mechanical detail. It decides whether we can ever hold the asset.</w:t>
-      </w:r>
-    </w:p>
-    <w:p>
-      <w:pPr>
-        <w:spacing w:after="120" w:before="0" w:line="276"/>
-      </w:pPr>
+        <w:t xml:space="preserve">If the diligence below clears, the asset has a precise name: the </w:t>
+      </w:r>
       <w:r>
         <w:rPr>
           <w:rFonts w:ascii="Calibri" w:cs="Calibri" w:eastAsia="Calibri" w:hAnsi="Calibri"/>
@@ -4127,7 +4122,142 @@
           <w:sz w:val="21"/>
           <w:szCs w:val="21"/>
         </w:rPr>
-        <w:t xml:space="preserve">The rule is: no enforceable payment control, no principal. If counsel concludes CCEE will not recognise an assignee and no adequate account-control structure can be built, we still run the advisory business — we simply never fund. That outcome costs us nothing we have already spent.</w:t>
+        <w:t xml:space="preserve">Verified Net Cash Receivable</w:t>
+      </w:r>
+      <w:r>
+        <w:rPr>
+          <w:rFonts w:ascii="Calibri" w:cs="Calibri" w:eastAsia="Calibri" w:hAnsi="Calibri"/>
+          <w:color w:val="000000"/>
+          <w:sz w:val="21"/>
+          <w:szCs w:val="21"/>
+        </w:rPr>
+        <w:t xml:space="preserve"> — every monetary right actually payable to the generator under a signed Termo, after the CCEAR-D/CER offset, prior payments, penalties, taxes and transaction costs are deducted. Not the R$3.3bn headline. Not the generator’s own estimate. Only the number that survives the full waterfall.</w:t>
+      </w:r>
+    </w:p>
+    <w:p>
+      <w:pPr>
+        <w:spacing w:after="120" w:before="0" w:line="276"/>
+      </w:pPr>
+      <w:r>
+        <w:rPr>
+          <w:rFonts w:ascii="Calibri" w:cs="Calibri" w:eastAsia="Calibri" w:hAnsi="Calibri"/>
+          <w:color w:val="000000"/>
+          <w:sz w:val="21"/>
+          <w:szCs w:val="21"/>
+        </w:rPr>
+        <w:t xml:space="preserve">The right structure for that, if it becomes buyable, is a true sale of the receivable rather than a loan against the generator — cleaner for us, and it keeps a repeat programme out of the regulatory territory that catches a business of habitually lending against Brazilian receivables. Held in a dedicated vehicle, not on the operating company’s balance sheet.</w:t>
+      </w:r>
+    </w:p>
+    <w:p>
+      <w:pPr>
+        <w:spacing w:after="120" w:before="0" w:line="276"/>
+      </w:pPr>
+      <w:r>
+        <w:rPr>
+          <w:rFonts w:ascii="Calibri" w:cs="Calibri" w:eastAsia="Calibri" w:hAnsi="Calibri"/>
+          <w:color w:val="000000"/>
+          <w:sz w:val="21"/>
+          <w:szCs w:val="21"/>
+        </w:rPr>
+        <w:t xml:space="preserve">And the timing should be staged, not committed all at once: lock exclusivity now with a conditional forward-purchase agreement — the right and obligation to buy if defined conditions are met, at a pre-agreed pricing formula — so the deal flow is ours without deploying a real against an asset that does not yet exist in a clean, fixed form. Fund the bulk of it only once the Termo is signed, the volumes are known, and the two gates below have actually cleared. That gets GC into the room this week without betting capital on an unproven mechanism.</w:t>
+      </w:r>
+    </w:p>
+    <w:p>
+      <w:pPr>
+        <w:spacing w:after="90" w:before="220"/>
+      </w:pPr>
+      <w:r>
+        <w:rPr>
+          <w:rFonts w:ascii="Calibri" w:cs="Calibri" w:eastAsia="Calibri" w:hAnsi="Calibri"/>
+          <w:b/>
+          <w:bCs/>
+          <w:color w:val="1F3864"/>
+          <w:sz w:val="22"/>
+          <w:szCs w:val="22"/>
+        </w:rPr>
+        <w:t xml:space="preserve">The two gates, and why they are harder than a lockbox agreement</w:t>
+      </w:r>
+    </w:p>
+    <w:p>
+      <w:pPr>
+        <w:spacing w:after="120" w:before="0" w:line="276"/>
+      </w:pPr>
+      <w:r>
+        <w:rPr>
+          <w:rFonts w:ascii="Calibri" w:cs="Calibri" w:eastAsia="Calibri" w:hAnsi="Calibri"/>
+          <w:color w:val="000000"/>
+          <w:sz w:val="21"/>
+          <w:szCs w:val="21"/>
+        </w:rPr>
+        <w:t xml:space="preserve">A reasonable objection to all of the above is that Brazilian law generally permits assigning a credit, and that CCEE’s same-CNPJ requirement can be solved with a blocked account in the generator’s name, swept automatically to us. That is the right first instinct. It is not obviously sufficient here, for two reasons specific to this instrument rather than to receivables assignment generally.</w:t>
+      </w:r>
+    </w:p>
+    <w:p>
+      <w:pPr>
+        <w:pStyle w:val="ListParagraph"/>
+        <w:numPr>
+          <w:ilvl w:val="0"/>
+          <w:numId w:val="3"/>
+        </w:numPr>
+        <w:spacing w:after="120" w:before="0" w:line="276"/>
+      </w:pPr>
+      <w:r>
+        <w:rPr>
+          <w:rFonts w:ascii="Calibri" w:cs="Calibri" w:eastAsia="Calibri" w:hAnsi="Calibri"/>
+          <w:color w:val="000000"/>
+          <w:sz w:val="21"/>
+          <w:szCs w:val="21"/>
+        </w:rPr>
+        <w:t xml:space="preserve">This is not a discrete invoice — it is a running netting entry. Article 6º §§3–5 does not have CCEE cut a cheque. It suspends the generator’s other CCEAR-D and CER settlement obligations, then resumes billing net of the reduction, inside the agent’s continuous multilateral settlement relationship with CCEE. A lockbox is the right tool for redirecting a fixed payable. It is not obviously the right tool for carving one line out of an agent’s ongoing settlement account and rerouting it to a party with no CCEE agent registration — that is closer to asking CCEE to change how its settlement system treats a specific credit than to signing an account-control agreement with a bank. CCEE’s own adapted commercialisation rules for this scheme are not even finalised until September 2026.</w:t>
+      </w:r>
+    </w:p>
+    <w:p>
+      <w:pPr>
+        <w:pStyle w:val="ListParagraph"/>
+        <w:numPr>
+          <w:ilvl w:val="0"/>
+          <w:numId w:val="3"/>
+        </w:numPr>
+        <w:spacing w:after="120" w:before="0" w:line="276"/>
+      </w:pPr>
+      <w:r>
+        <w:rPr>
+          <w:rFonts w:ascii="Calibri" w:cs="Calibri" w:eastAsia="Calibri" w:hAnsi="Calibri"/>
+          <w:color w:val="000000"/>
+          <w:sz w:val="21"/>
+          <w:szCs w:val="21"/>
+        </w:rPr>
+        <w:t xml:space="preserve">The Termo binds the generator personally, for the life of the claim, and breach suspends the money. Subcláusula Oitava: a five-day cure notice, and if it is not cured, compensation is suspended while every other obligation survives. The generator must file a court petition renouncing litigation within ten days of signing, accept CCEE’s classification irrevogável e incondicional before the cash amount is even known, and never oppose a provisional court order against the União or CCEE. A buyer of this receivable is not only underwriting Treasury and CCEE timing risk — it is underwriting eighteen months of the ORIGINAL generator’s compliance behaviour, where a single missed filing kills the asset. That is a different and larger risk than a discount rate captures, and it does not disappear once the account-control paperwork is signed.</w:t>
+      </w:r>
+    </w:p>
+    <w:p>
+      <w:pPr>
+        <w:spacing w:after="120" w:before="60" w:line="276"/>
+      </w:pPr>
+      <w:r>
+        <w:rPr>
+          <w:rFonts w:ascii="Calibri" w:cs="Calibri" w:eastAsia="Calibri" w:hAnsi="Calibri"/>
+          <w:color w:val="000000"/>
+          <w:sz w:val="21"/>
+          <w:szCs w:val="21"/>
+        </w:rPr>
+        <w:t xml:space="preserve">A third, smaller point: if the eventual vehicle is an FIDC, CVM Resolução 175 requires an eligible direito creditório, and whether a CCEE recontabilização credit against the União qualifies is not yet tested. It is the same open question we flagged months ago about royalty-backed structures in this market — a wrapper choice does not resolve it.</w:t>
+      </w:r>
+    </w:p>
+    <w:p>
+      <w:pPr>
+        <w:spacing w:after="120" w:before="80" w:line="276"/>
+      </w:pPr>
+      <w:r>
+        <w:rPr>
+          <w:rFonts w:ascii="Calibri" w:cs="Calibri" w:eastAsia="Calibri" w:hAnsi="Calibri"/>
+          <w:b/>
+          <w:bCs/>
+          <w:color w:val="000000"/>
+          <w:sz w:val="21"/>
+          <w:szCs w:val="21"/>
+        </w:rPr>
+        <w:t xml:space="preserve">Neither gate is a reason to stand down. Both are reasons the capital line is a target we are staging toward, not a product we can price today. The rule stays: no verified net cash, no purchase. No enforceable payment control, no purchase. Advisory and the classification audit run regardless of how these resolve — that business costs us nothing we have not already spent, and it is what tells us, from five real books, whether the other two even matter at scale.</w:t>
       </w:r>
     </w:p>
     <w:p>
@@ -4675,7 +4805,7 @@
                 <w:sz w:val="21"/>
                 <w:szCs w:val="21"/>
               </w:rPr>
-              <w:t xml:space="preserve">A separate vehicle finances only the positive net cash remaining after the full waterfall, in stages, and only once title, liens and enforceable payment control are settled. Gross compensation and accounting liability relief are never treated as purchasable face value.</w:t>
+              <w:t xml:space="preserve">A separate vehicle locks exclusivity now through conditional forward-purchase agreements, and deploys real capital only against the Verified Net Cash Receivable — the positive amount surviving the full waterfall — once a Termo is signed, title is clean, and payment control is enforceable against CCEE’s netting-based settlement, not assumed from a generic lockbox. Gross compensation and accounting liability relief are never treated as purchasable face value.</w:t>
             </w:r>
           </w:p>
           <w:p>
@@ -4689,7 +4819,7 @@
                 <w:sz w:val="21"/>
                 <w:szCs w:val="21"/>
               </w:rPr>
-              <w:t xml:space="preserve">Mandate first. Fees first. Verification second. Third-party capital third. Our own principal last.</w:t>
+              <w:t xml:space="preserve">Mandate first. Fees first. Lock exclusivity early. Verify the cash and the payment mechanics. Deploy principal last, and only once both have cleared.</w:t>
             </w:r>
           </w:p>
         </w:tc>

--- a/Sutphin_Curtailment_Desk_Overview_v2.docx
+++ b/Sutphin_Curtailment_Desk_Overview_v2.docx
@@ -4097,21 +4097,35 @@
           <w:sz w:val="22"/>
           <w:szCs w:val="22"/>
         </w:rPr>
-        <w:t xml:space="preserve">What we would actually buy, once the gates clear</w:t>
-      </w:r>
-    </w:p>
-    <w:p>
-      <w:pPr>
-        <w:spacing w:after="120" w:before="0" w:line="276"/>
-      </w:pPr>
-      <w:r>
-        <w:rPr>
-          <w:rFonts w:ascii="Calibri" w:cs="Calibri" w:eastAsia="Calibri" w:hAnsi="Calibri"/>
-          <w:color w:val="000000"/>
-          <w:sz w:val="21"/>
-          <w:szCs w:val="21"/>
-        </w:rPr>
-        <w:t xml:space="preserve">If the diligence below clears, the asset has a precise name: the </w:t>
+        <w:t xml:space="preserve">The unlock — we do not need CCEE to pay us</w:t>
+      </w:r>
+    </w:p>
+    <w:p>
+      <w:pPr>
+        <w:spacing w:after="120" w:before="0" w:line="276"/>
+      </w:pPr>
+      <w:r>
+        <w:rPr>
+          <w:rFonts w:ascii="Calibri" w:cs="Calibri" w:eastAsia="Calibri" w:hAnsi="Calibri"/>
+          <w:color w:val="000000"/>
+          <w:sz w:val="21"/>
+          <w:szCs w:val="21"/>
+        </w:rPr>
+        <w:t xml:space="preserve">Every version of this idea so far, including our own earlier draft, asked the wrong question: can CCEE be made to recognise Sutphin as payee and redirect the compensation to us? That is genuinely unresolved and may stay unresolved for months — CCEE’s adapted rules are not final until September 2026, and the payment is a netting entry inside the generator’s own settlement account (Art. 6º §§3–5), not a discrete invoice that a lockbox simply intercepts.</w:t>
+      </w:r>
+    </w:p>
+    <w:p>
+      <w:pPr>
+        <w:spacing w:after="120" w:before="0" w:line="276"/>
+      </w:pPr>
+      <w:r>
+        <w:rPr>
+          <w:rFonts w:ascii="Calibri" w:cs="Calibri" w:eastAsia="Calibri" w:hAnsi="Calibri"/>
+          <w:color w:val="000000"/>
+          <w:sz w:val="21"/>
+          <w:szCs w:val="21"/>
+        </w:rPr>
+        <w:t xml:space="preserve">CCEE never has to pay us. It pays the generator, into the generator’s own account, same CNPJ, exactly as today. What we take is a security interest </w:t>
       </w:r>
       <w:r>
         <w:rPr>
@@ -4122,6 +4136,97 @@
           <w:sz w:val="21"/>
           <w:szCs w:val="21"/>
         </w:rPr>
+        <w:t xml:space="preserve">over that account</w:t>
+      </w:r>
+      <w:r>
+        <w:rPr>
+          <w:rFonts w:ascii="Calibri" w:cs="Calibri" w:eastAsia="Calibri" w:hAnsi="Calibri"/>
+          <w:color w:val="000000"/>
+          <w:sz w:val="21"/>
+          <w:szCs w:val="21"/>
+        </w:rPr>
+        <w:t xml:space="preserve"> — not a redirection of the payment itself. This is a secured advance, not a receivables purchase requiring CCEE’s cooperation, and it is built from three instruments this desk already knows how to use:</w:t>
+      </w:r>
+    </w:p>
+    <w:p>
+      <w:pPr>
+        <w:pStyle w:val="ListParagraph"/>
+        <w:numPr>
+          <w:ilvl w:val="0"/>
+          <w:numId w:val="3"/>
+        </w:numPr>
+        <w:spacing w:after="120" w:before="0" w:line="276"/>
+      </w:pPr>
+      <w:r>
+        <w:rPr>
+          <w:rFonts w:ascii="Calibri" w:cs="Calibri" w:eastAsia="Calibri" w:hAnsi="Calibri"/>
+          <w:color w:val="000000"/>
+          <w:sz w:val="21"/>
+          <w:szCs w:val="21"/>
+        </w:rPr>
+        <w:t xml:space="preserve">A cessão fiduciária of the specific Termo receivable — Lei 4.728/1965 art. 66-B — perfected by registration and notice to CCEE and MME.</w:t>
+      </w:r>
+    </w:p>
+    <w:p>
+      <w:pPr>
+        <w:pStyle w:val="ListParagraph"/>
+        <w:numPr>
+          <w:ilvl w:val="0"/>
+          <w:numId w:val="3"/>
+        </w:numPr>
+        <w:spacing w:after="120" w:before="0" w:line="276"/>
+      </w:pPr>
+      <w:r>
+        <w:rPr>
+          <w:rFonts w:ascii="Calibri" w:cs="Calibri" w:eastAsia="Calibri" w:hAnsi="Calibri"/>
+          <w:color w:val="000000"/>
+          <w:sz w:val="21"/>
+          <w:szCs w:val="21"/>
+        </w:rPr>
+        <w:t xml:space="preserve">A conta vinculada in the generator’s own name and CNPJ, held at a bank that agrees to block it — which is exactly what satisfies CCEE’s same-CNPJ rule, because nothing about the account holder changes.</w:t>
+      </w:r>
+    </w:p>
+    <w:p>
+      <w:pPr>
+        <w:pStyle w:val="ListParagraph"/>
+        <w:numPr>
+          <w:ilvl w:val="0"/>
+          <w:numId w:val="3"/>
+        </w:numPr>
+        <w:spacing w:after="120" w:before="0" w:line="276"/>
+      </w:pPr>
+      <w:r>
+        <w:rPr>
+          <w:rFonts w:ascii="Calibri" w:cs="Calibri" w:eastAsia="Calibri" w:hAnsi="Calibri"/>
+          <w:color w:val="000000"/>
+          <w:sz w:val="21"/>
+          <w:szCs w:val="21"/>
+        </w:rPr>
+        <w:t xml:space="preserve">An irrevocable mandate letting us sweep the account the moment CCEE settles into it.</w:t>
+      </w:r>
+    </w:p>
+    <w:p>
+      <w:pPr>
+        <w:spacing w:after="120" w:before="0" w:line="276"/>
+      </w:pPr>
+      <w:r>
+        <w:rPr>
+          <w:rFonts w:ascii="Calibri" w:cs="Calibri" w:eastAsia="Calibri" w:hAnsi="Calibri"/>
+          <w:color w:val="000000"/>
+          <w:sz w:val="21"/>
+          <w:szCs w:val="21"/>
+        </w:rPr>
+        <w:t xml:space="preserve">The asset we advance against still has a precise name — the </w:t>
+      </w:r>
+      <w:r>
+        <w:rPr>
+          <w:rFonts w:ascii="Calibri" w:cs="Calibri" w:eastAsia="Calibri" w:hAnsi="Calibri"/>
+          <w:b/>
+          <w:bCs/>
+          <w:color w:val="000000"/>
+          <w:sz w:val="21"/>
+          <w:szCs w:val="21"/>
+        </w:rPr>
         <w:t xml:space="preserve">Verified Net Cash Receivable</w:t>
       </w:r>
       <w:r>
@@ -4131,35 +4236,7 @@
           <w:sz w:val="21"/>
           <w:szCs w:val="21"/>
         </w:rPr>
-        <w:t xml:space="preserve"> — every monetary right actually payable to the generator under a signed Termo, after the CCEAR-D/CER offset, prior payments, penalties, taxes and transaction costs are deducted. Not the R$3.3bn headline. Not the generator’s own estimate. Only the number that survives the full waterfall.</w:t>
-      </w:r>
-    </w:p>
-    <w:p>
-      <w:pPr>
-        <w:spacing w:after="120" w:before="0" w:line="276"/>
-      </w:pPr>
-      <w:r>
-        <w:rPr>
-          <w:rFonts w:ascii="Calibri" w:cs="Calibri" w:eastAsia="Calibri" w:hAnsi="Calibri"/>
-          <w:color w:val="000000"/>
-          <w:sz w:val="21"/>
-          <w:szCs w:val="21"/>
-        </w:rPr>
-        <w:t xml:space="preserve">The right structure for that, if it becomes buyable, is a true sale of the receivable rather than a loan against the generator — cleaner for us, and it keeps a repeat programme out of the regulatory territory that catches a business of habitually lending against Brazilian receivables. Held in a dedicated vehicle, not on the operating company’s balance sheet.</w:t>
-      </w:r>
-    </w:p>
-    <w:p>
-      <w:pPr>
-        <w:spacing w:after="120" w:before="0" w:line="276"/>
-      </w:pPr>
-      <w:r>
-        <w:rPr>
-          <w:rFonts w:ascii="Calibri" w:cs="Calibri" w:eastAsia="Calibri" w:hAnsi="Calibri"/>
-          <w:color w:val="000000"/>
-          <w:sz w:val="21"/>
-          <w:szCs w:val="21"/>
-        </w:rPr>
-        <w:t xml:space="preserve">And the timing should be staged, not committed all at once: lock exclusivity now with a conditional forward-purchase agreement — the right and obligation to buy if defined conditions are met, at a pre-agreed pricing formula — so the deal flow is ours without deploying a real against an asset that does not yet exist in a clean, fixed form. Fund the bulk of it only once the Termo is signed, the volumes are known, and the two gates below have actually cleared. That gets GC into the room this week without betting capital on an unproven mechanism.</w:t>
+        <w:t xml:space="preserve">: the uncommitted volume valued at PLD, plus Proinfa, IPCA-adjusted, after prior payments and deductions. We never lend against the CCEAR-D/CER tranche, because that tranche is debt relief with no cash behind it to secure.</w:t>
       </w:r>
     </w:p>
     <w:p>
@@ -4175,59 +4252,51 @@
           <w:sz w:val="22"/>
           <w:szCs w:val="22"/>
         </w:rPr>
-        <w:t xml:space="preserve">The two gates, and why they are harder than a lockbox agreement</w:t>
-      </w:r>
-    </w:p>
-    <w:p>
-      <w:pPr>
-        <w:spacing w:after="120" w:before="0" w:line="276"/>
-      </w:pPr>
-      <w:r>
-        <w:rPr>
-          <w:rFonts w:ascii="Calibri" w:cs="Calibri" w:eastAsia="Calibri" w:hAnsi="Calibri"/>
-          <w:color w:val="000000"/>
-          <w:sz w:val="21"/>
-          <w:szCs w:val="21"/>
-        </w:rPr>
-        <w:t xml:space="preserve">A reasonable objection to all of the above is that Brazilian law generally permits assigning a credit, and that CCEE’s same-CNPJ requirement can be solved with a blocked account in the generator’s name, swept automatically to us. That is the right first instinct. It is not obviously sufficient here, for two reasons specific to this instrument rather than to receivables assignment generally.</w:t>
-      </w:r>
-    </w:p>
-    <w:p>
-      <w:pPr>
-        <w:pStyle w:val="ListParagraph"/>
-        <w:numPr>
-          <w:ilvl w:val="0"/>
-          <w:numId w:val="3"/>
-        </w:numPr>
-        <w:spacing w:after="120" w:before="0" w:line="276"/>
-      </w:pPr>
-      <w:r>
-        <w:rPr>
-          <w:rFonts w:ascii="Calibri" w:cs="Calibri" w:eastAsia="Calibri" w:hAnsi="Calibri"/>
-          <w:color w:val="000000"/>
-          <w:sz w:val="21"/>
-          <w:szCs w:val="21"/>
-        </w:rPr>
-        <w:t xml:space="preserve">This is not a discrete invoice — it is a running netting entry. Article 6º §§3–5 does not have CCEE cut a cheque. It suspends the generator’s other CCEAR-D and CER settlement obligations, then resumes billing net of the reduction, inside the agent’s continuous multilateral settlement relationship with CCEE. A lockbox is the right tool for redirecting a fixed payable. It is not obviously the right tool for carving one line out of an agent’s ongoing settlement account and rerouting it to a party with no CCEE agent registration — that is closer to asking CCEE to change how its settlement system treats a specific credit than to signing an account-control agreement with a bank. CCEE’s own adapted commercialisation rules for this scheme are not even finalised until September 2026.</w:t>
-      </w:r>
-    </w:p>
-    <w:p>
-      <w:pPr>
-        <w:pStyle w:val="ListParagraph"/>
-        <w:numPr>
-          <w:ilvl w:val="0"/>
-          <w:numId w:val="3"/>
-        </w:numPr>
-        <w:spacing w:after="120" w:before="0" w:line="276"/>
-      </w:pPr>
-      <w:r>
-        <w:rPr>
-          <w:rFonts w:ascii="Calibri" w:cs="Calibri" w:eastAsia="Calibri" w:hAnsi="Calibri"/>
-          <w:color w:val="000000"/>
-          <w:sz w:val="21"/>
-          <w:szCs w:val="21"/>
-        </w:rPr>
-        <w:t xml:space="preserve">The Termo binds the generator personally, for the life of the claim, and breach suspends the money. Subcláusula Oitava: a five-day cure notice, and if it is not cured, compensation is suspended while every other obligation survives. The generator must file a court petition renouncing litigation within ten days of signing, accept CCEE’s classification irrevogável e incondicional before the cash amount is even known, and never oppose a provisional court order against the União or CCEE. A buyer of this receivable is not only underwriting Treasury and CCEE timing risk — it is underwriting eighteen months of the ORIGINAL generator’s compliance behaviour, where a single missed filing kills the asset. That is a different and larger risk than a discount rate captures, and it does not disappear once the account-control paperwork is signed.</w:t>
+        <w:t xml:space="preserve">The one open question, and it is narrow</w:t>
+      </w:r>
+    </w:p>
+    <w:p>
+      <w:pPr>
+        <w:spacing w:after="120" w:before="0" w:line="276"/>
+      </w:pPr>
+      <w:r>
+        <w:rPr>
+          <w:rFonts w:ascii="Calibri" w:cs="Calibri" w:eastAsia="Calibri" w:hAnsi="Calibri"/>
+          <w:color w:val="000000"/>
+          <w:sz w:val="21"/>
+          <w:szCs w:val="21"/>
+        </w:rPr>
+        <w:t xml:space="preserve">Cessão fiduciária is extraconcursal — it survives even if the generator enters recuperação judicial during the eighteen-month wait, under Lei 11.101/2005 art. 49 §3. But that protection is contested when the secured creditor is not a financial institution (STJ REsp 1.833.824/RS). That is the actual question, and it is narrow: does our protection hold if we lend directly, or do we need a bank as the formal secured party with us participating behind it economically?</w:t>
+      </w:r>
+    </w:p>
+    <w:p>
+      <w:pPr>
+        <w:spacing w:after="120" w:before="0" w:line="276"/>
+      </w:pPr>
+      <w:r>
+        <w:rPr>
+          <w:rFonts w:ascii="Calibri" w:cs="Calibri" w:eastAsia="Calibri" w:hAnsi="Calibri"/>
+          <w:b/>
+          <w:bCs/>
+          <w:color w:val="000000"/>
+          <w:sz w:val="21"/>
+          <w:szCs w:val="21"/>
+        </w:rPr>
+        <w:t xml:space="preserve">One lawyer, one week. If the answer is yes, we lend directly. If it is uncertain, we put a licensed institution in front of us — which costs a spread, not the deal. Either way it is answerable now, on a real question, rather than the open-ended “is this assignable” that stalled the last two drafts.</w:t>
+      </w:r>
+    </w:p>
+    <w:p>
+      <w:pPr>
+        <w:spacing w:after="120" w:before="0" w:line="276"/>
+      </w:pPr>
+      <w:r>
+        <w:rPr>
+          <w:rFonts w:ascii="Calibri" w:cs="Calibri" w:eastAsia="Calibri" w:hAnsi="Calibri"/>
+          <w:color w:val="000000"/>
+          <w:sz w:val="21"/>
+          <w:szCs w:val="21"/>
+        </w:rPr>
+        <w:t xml:space="preserve">The generator’s own ongoing compliance under the Termo — filing the renunciation within ten days of signing, not opposing a provisional court order, curing any default within five days under Subcláusula Oitava — remains real underwriting risk. It does not change with the structure above; it is priced and monitored like any covenant, and it is precisely why we do not lend into a generator with live recuperação judicial exposure, such as Rio Alto.</w:t>
       </w:r>
     </w:p>
     <w:p>
@@ -4805,7 +4874,7 @@
                 <w:sz w:val="21"/>
                 <w:szCs w:val="21"/>
               </w:rPr>
-              <w:t xml:space="preserve">A separate vehicle locks exclusivity now through conditional forward-purchase agreements, and deploys real capital only against the Verified Net Cash Receivable — the positive amount surviving the full waterfall — once a Termo is signed, title is clean, and payment control is enforceable against CCEE’s netting-based settlement, not assumed from a generic lockbox. Gross compensation and accounting liability relief are never treated as purchasable face value.</w:t>
+              <w:t xml:space="preserve">A separate vehicle advances cash secured by a cessão fiduciária over the generator’s own blocked account — never by asking CCEE to redirect payment to us — against the Verified Net Cash Receivable, once a Termo is signed and the extraconcursalidade of that security for a non-financial creditor is confirmed by counsel. Gross compensation and accounting liability relief are never treated as purchasable face value, and CCEAR-D/CER debt relief is never lent against.</w:t>
             </w:r>
           </w:p>
           <w:p>
@@ -4819,7 +4888,7 @@
                 <w:sz w:val="21"/>
                 <w:szCs w:val="21"/>
               </w:rPr>
-              <w:t xml:space="preserve">Mandate first. Fees first. Lock exclusivity early. Verify the cash and the payment mechanics. Deploy principal last, and only once both have cleared.</w:t>
+              <w:t xml:space="preserve">Mandate first. Fees first. Structure the security now — it does not depend on CCEE. Confirm the one narrow legal point. Lend against real cash once a Termo exists.</w:t>
             </w:r>
           </w:p>
         </w:tc>
